--- a/docs/Bulletproof_Automation_Builder_Pathway_Framework_v2.docx
+++ b/docs/Bulletproof_Automation_Builder_Pathway_Framework_v2.docx
@@ -175,7 +175,7 @@
                 <w:sz w:val="19"/>
                 <w:szCs w:val="19"/>
               </w:rPr>
-              <w:t xml:space="preserve">2.0 (Draft for circulation)</w:t>
+              <w:t xml:space="preserve">2.0</w:t>
             </w:r>
           </w:p>
         </w:tc>
@@ -285,7 +285,7 @@
                 <w:sz w:val="19"/>
                 <w:szCs w:val="19"/>
               </w:rPr>
-              <w:t xml:space="preserve">Johnathan Lightfoot</w:t>
+              <w:t xml:space="preserve">Bulletproof Automations</w:t>
             </w:r>
           </w:p>
         </w:tc>
@@ -341,7 +341,7 @@
                 <w:sz w:val="19"/>
                 <w:szCs w:val="19"/>
               </w:rPr>
-              <w:t xml:space="preserve">[DATE]</w:t>
+              <w:t xml:space="preserve">14 July 2026</w:t>
             </w:r>
           </w:p>
         </w:tc>
@@ -395,7 +395,7 @@
                 <w:sz w:val="19"/>
                 <w:szCs w:val="19"/>
               </w:rPr>
-              <w:t xml:space="preserve">n8n [VERSION]</w:t>
+              <w:t xml:space="preserve">n8n 2.31.6</w:t>
             </w:r>
           </w:p>
         </w:tc>
@@ -451,7 +451,7 @@
                 <w:sz w:val="19"/>
                 <w:szCs w:val="19"/>
               </w:rPr>
-              <w:t xml:space="preserve">[DATE + 12 months]</w:t>
+              <w:t xml:space="preserve">10 December 2026</w:t>
             </w:r>
           </w:p>
         </w:tc>
@@ -505,7 +505,63 @@
                 <w:sz w:val="19"/>
                 <w:szCs w:val="19"/>
               </w:rPr>
-              <w:t xml:space="preserve">Draft — not for publication until open decisions are closed</w:t>
+              <w:t xml:space="preserve">Published</w:t>
+            </w:r>
+          </w:p>
+        </w:tc>
+      </w:tr>
+      <w:tr>
+        <w:tc>
+          <w:tcPr>
+            <w:tcW w:type="dxa" w:w="3200"/>
+            <w:shd w:fill="F5F7FA" w:val="clear"/>
+            <w:tcMar>
+              <w:top w:type="dxa" w:w="80"/>
+              <w:left w:type="dxa" w:w="120"/>
+              <w:bottom w:type="dxa" w:w="80"/>
+              <w:right w:type="dxa" w:w="120"/>
+            </w:tcMar>
+          </w:tcPr>
+          <w:p>
+            <w:pPr>
+              <w:spacing w:after="0" w:line="260"/>
+            </w:pPr>
+            <w:r>
+              <w:rPr>
+                <w:rFonts w:ascii="Calibri" w:cs="Calibri" w:eastAsia="Calibri" w:hAnsi="Calibri"/>
+                <w:b/>
+                <w:bCs/>
+                <w:sz w:val="19"/>
+                <w:szCs w:val="19"/>
+              </w:rPr>
+              <w:t xml:space="preserve">Copyright</w:t>
+            </w:r>
+          </w:p>
+        </w:tc>
+        <w:tc>
+          <w:tcPr>
+            <w:tcW w:type="dxa" w:w="5800"/>
+            <w:shd w:fill="F5F7FA" w:val="clear"/>
+            <w:tcMar>
+              <w:top w:type="dxa" w:w="80"/>
+              <w:left w:type="dxa" w:w="120"/>
+              <w:bottom w:type="dxa" w:w="80"/>
+              <w:right w:type="dxa" w:w="120"/>
+            </w:tcMar>
+          </w:tcPr>
+          <w:p>
+            <w:pPr>
+              <w:spacing w:after="0" w:line="260"/>
+            </w:pPr>
+            <w:r>
+              <w:rPr>
+                <w:rFonts w:ascii="Calibri" w:cs="Calibri" w:eastAsia="Calibri" w:hAnsi="Calibri"/>
+                <w:b w:val="false"/>
+                <w:bCs w:val="false"/>
+                <w:sz w:val="19"/>
+                <w:szCs w:val="19"/>
+              </w:rPr>
+              <w:t xml:space="preserve">© 2026 Bulletproof Automations. All rights reserved.</w:t>
             </w:r>
           </w:p>
         </w:tc>
@@ -922,15 +978,15 @@
           <w:sz w:val="21"/>
           <w:szCs w:val="21"/>
         </w:rPr>
-        <w:t xml:space="preserve"/>
-      </w:r>
-      <w:r>
-        <w:rPr>
-          <w:rFonts w:ascii="Calibri" w:cs="Calibri" w:eastAsia="Calibri" w:hAnsi="Calibri"/>
-          <w:sz w:val="21"/>
-          <w:szCs w:val="21"/>
-        </w:rPr>
-        <w:t xml:space="preserve">	Revision history</w:t>
+        <w:t xml:space="preserve">12.</w:t>
+      </w:r>
+      <w:r>
+        <w:rPr>
+          <w:rFonts w:ascii="Calibri" w:cs="Calibri" w:eastAsia="Calibri" w:hAnsi="Calibri"/>
+          <w:sz w:val="21"/>
+          <w:szCs w:val="21"/>
+        </w:rPr>
+        <w:t xml:space="preserve">	Copyright and permitted use</w:t>
       </w:r>
     </w:p>
     <w:p>
@@ -958,7 +1014,35 @@
           <w:sz w:val="21"/>
           <w:szCs w:val="21"/>
         </w:rPr>
-        <w:t xml:space="preserve">	Open decisions before publication</w:t>
+        <w:t xml:space="preserve">	Revision history</w:t>
+      </w:r>
+    </w:p>
+    <w:p>
+      <w:pPr>
+        <w:tabs>
+          <w:tab w:val="left" w:pos="620"/>
+        </w:tabs>
+        <w:spacing w:after="110" w:line="276"/>
+        <w:ind w:left="620" w:hanging="620"/>
+      </w:pPr>
+      <w:r>
+        <w:rPr>
+          <w:rFonts w:ascii="Calibri" w:cs="Calibri" w:eastAsia="Calibri" w:hAnsi="Calibri"/>
+          <w:b/>
+          <w:bCs/>
+          <w:color w:val="1F3864"/>
+          <w:sz w:val="21"/>
+          <w:szCs w:val="21"/>
+        </w:rPr>
+        <w:t xml:space="preserve"/>
+      </w:r>
+      <w:r>
+        <w:rPr>
+          <w:rFonts w:ascii="Calibri" w:cs="Calibri" w:eastAsia="Calibri" w:hAnsi="Calibri"/>
+          <w:sz w:val="21"/>
+          <w:szCs w:val="21"/>
+        </w:rPr>
+        <w:t xml:space="preserve">	Open decisions</w:t>
       </w:r>
     </w:p>
     <w:p>
@@ -7177,6 +7261,108 @@
           <w:sz w:val="30"/>
           <w:szCs w:val="30"/>
         </w:rPr>
+        <w:t xml:space="preserve">12. Copyright and permitted use</w:t>
+      </w:r>
+    </w:p>
+    <w:p>
+      <w:pPr>
+        <w:spacing w:after="120" w:line="276"/>
+      </w:pPr>
+      <w:r>
+        <w:rPr>
+          <w:rFonts w:ascii="Calibri" w:cs="Calibri" w:eastAsia="Calibri" w:hAnsi="Calibri"/>
+          <w:sz w:val="21"/>
+          <w:szCs w:val="21"/>
+        </w:rPr>
+        <w:t xml:space="preserve">© 2026 Bulletproof Automations. All rights reserved.</w:t>
+      </w:r>
+    </w:p>
+    <w:p>
+      <w:pPr>
+        <w:spacing w:after="120" w:line="276"/>
+      </w:pPr>
+      <w:r>
+        <w:rPr>
+          <w:rFonts w:ascii="Calibri" w:cs="Calibri" w:eastAsia="Calibri" w:hAnsi="Calibri"/>
+          <w:sz w:val="21"/>
+          <w:szCs w:val="21"/>
+        </w:rPr>
+        <w:t xml:space="preserve">This framework, the Bulletproof Automation Builder Pathway, and the credential names issued under it — Bulletproof Automation Foundations Certificate, Bulletproof Certified Automation Builder (BCAB), and Bulletproof Certified Automation Engineer (BCAE) — are the property of Bulletproof Automations.</w:t>
+      </w:r>
+    </w:p>
+    <w:p>
+      <w:pPr>
+        <w:spacing w:after="120" w:line="276"/>
+      </w:pPr>
+      <w:r>
+        <w:rPr>
+          <w:rFonts w:ascii="Calibri" w:cs="Calibri" w:eastAsia="Calibri" w:hAnsi="Calibri"/>
+          <w:b/>
+          <w:bCs/>
+          <w:sz w:val="21"/>
+          <w:szCs w:val="21"/>
+        </w:rPr>
+        <w:t xml:space="preserve">Permitted. </w:t>
+      </w:r>
+      <w:r>
+        <w:rPr>
+          <w:rFonts w:ascii="Calibri" w:cs="Calibri" w:eastAsia="Calibri" w:hAnsi="Calibri"/>
+          <w:sz w:val="21"/>
+          <w:szCs w:val="21"/>
+        </w:rPr>
+        <w:t xml:space="preserve">Reading, citing, and linking to this framework. Candidates and employers may reproduce short extracts to explain what a credential attests, provided the source and version are named.</w:t>
+      </w:r>
+    </w:p>
+    <w:p>
+      <w:pPr>
+        <w:spacing w:after="120" w:line="276"/>
+      </w:pPr>
+      <w:r>
+        <w:rPr>
+          <w:rFonts w:ascii="Calibri" w:cs="Calibri" w:eastAsia="Calibri" w:hAnsi="Calibri"/>
+          <w:b/>
+          <w:bCs/>
+          <w:sz w:val="21"/>
+          <w:szCs w:val="21"/>
+        </w:rPr>
+        <w:t xml:space="preserve">Not permitted without prior written permission from Bulletproof Automations. </w:t>
+      </w:r>
+      <w:r>
+        <w:rPr>
+          <w:rFonts w:ascii="Calibri" w:cs="Calibri" w:eastAsia="Calibri" w:hAnsi="Calibri"/>
+          <w:sz w:val="21"/>
+          <w:szCs w:val="21"/>
+        </w:rPr>
+        <w:t xml:space="preserve">Reproducing or redistributing this document in whole or in substantial part; adapting it into another framework, syllabus, or rubric; or using it to assess candidates or to award, imply, or endorse any credential.</w:t>
+      </w:r>
+    </w:p>
+    <w:p>
+      <w:pPr>
+        <w:spacing w:after="120" w:line="276"/>
+      </w:pPr>
+      <w:r>
+        <w:rPr>
+          <w:rFonts w:ascii="Calibri" w:cs="Calibri" w:eastAsia="Calibri" w:hAnsi="Calibri"/>
+          <w:sz w:val="21"/>
+          <w:szCs w:val="21"/>
+        </w:rPr>
+        <w:t xml:space="preserve">Credential holders are supplied with a permitted description of their credential and may not describe it as an n8n certification (Section 8).</w:t>
+      </w:r>
+    </w:p>
+    <w:p>
+      <w:pPr>
+        <w:pStyle w:val="Heading1"/>
+        <w:spacing w:after="160" w:before="360"/>
+      </w:pPr>
+      <w:r>
+        <w:rPr>
+          <w:rFonts w:ascii="Calibri" w:cs="Calibri" w:eastAsia="Calibri" w:hAnsi="Calibri"/>
+          <w:b/>
+          <w:bCs/>
+          <w:color w:val="1F3864"/>
+          <w:sz w:val="30"/>
+          <w:szCs w:val="30"/>
+        </w:rPr>
         <w:t xml:space="preserve">Revision history</w:t>
       </w:r>
     </w:p>
@@ -7360,7 +7546,7 @@
                 <w:sz w:val="19"/>
                 <w:szCs w:val="19"/>
               </w:rPr>
-              <w:t xml:space="preserve">[DATE]</w:t>
+              <w:t xml:space="preserve">26 May 2026</w:t>
             </w:r>
           </w:p>
         </w:tc>
@@ -7435,7 +7621,7 @@
                 <w:sz w:val="19"/>
                 <w:szCs w:val="19"/>
               </w:rPr>
-              <w:t xml:space="preserve">2.0</w:t>
+              <w:t xml:space="preserve">2.0 (draft)</w:t>
             </w:r>
           </w:p>
         </w:tc>
@@ -7460,7 +7646,7 @@
                 <w:sz w:val="19"/>
                 <w:szCs w:val="19"/>
               </w:rPr>
-              <w:t xml:space="preserve">[DATE]</w:t>
+              <w:t xml:space="preserve">1 July 2026</w:t>
             </w:r>
           </w:p>
         </w:tc>
@@ -7493,6 +7679,104 @@
           <w:tcPr>
             <w:tcW w:type="dxa" w:w="1500"/>
             <w:shd w:fill="F5F7FA" w:val="clear"/>
+            <w:tcMar>
+              <w:top w:type="dxa" w:w="80"/>
+              <w:left w:type="dxa" w:w="120"/>
+              <w:bottom w:type="dxa" w:w="80"/>
+              <w:right w:type="dxa" w:w="120"/>
+            </w:tcMar>
+          </w:tcPr>
+          <w:p>
+            <w:pPr>
+              <w:spacing w:after="0" w:line="260"/>
+            </w:pPr>
+            <w:r>
+              <w:rPr>
+                <w:rFonts w:ascii="Calibri" w:cs="Calibri" w:eastAsia="Calibri" w:hAnsi="Calibri"/>
+                <w:sz w:val="19"/>
+                <w:szCs w:val="19"/>
+              </w:rPr>
+              <w:t xml:space="preserve">J. Lightfoot</w:t>
+            </w:r>
+          </w:p>
+        </w:tc>
+      </w:tr>
+      <w:tr>
+        <w:tc>
+          <w:tcPr>
+            <w:tcW w:type="dxa" w:w="1000"/>
+            <w:tcMar>
+              <w:top w:type="dxa" w:w="80"/>
+              <w:left w:type="dxa" w:w="120"/>
+              <w:bottom w:type="dxa" w:w="80"/>
+              <w:right w:type="dxa" w:w="120"/>
+            </w:tcMar>
+          </w:tcPr>
+          <w:p>
+            <w:pPr>
+              <w:spacing w:after="0" w:line="260"/>
+            </w:pPr>
+            <w:r>
+              <w:rPr>
+                <w:rFonts w:ascii="Calibri" w:cs="Calibri" w:eastAsia="Calibri" w:hAnsi="Calibri"/>
+                <w:sz w:val="19"/>
+                <w:szCs w:val="19"/>
+              </w:rPr>
+              <w:t xml:space="preserve">2.0</w:t>
+            </w:r>
+          </w:p>
+        </w:tc>
+        <w:tc>
+          <w:tcPr>
+            <w:tcW w:type="dxa" w:w="1300"/>
+            <w:tcMar>
+              <w:top w:type="dxa" w:w="80"/>
+              <w:left w:type="dxa" w:w="120"/>
+              <w:bottom w:type="dxa" w:w="80"/>
+              <w:right w:type="dxa" w:w="120"/>
+            </w:tcMar>
+          </w:tcPr>
+          <w:p>
+            <w:pPr>
+              <w:spacing w:after="0" w:line="260"/>
+            </w:pPr>
+            <w:r>
+              <w:rPr>
+                <w:rFonts w:ascii="Calibri" w:cs="Calibri" w:eastAsia="Calibri" w:hAnsi="Calibri"/>
+                <w:sz w:val="19"/>
+                <w:szCs w:val="19"/>
+              </w:rPr>
+              <w:t xml:space="preserve">14 July 2026</w:t>
+            </w:r>
+          </w:p>
+        </w:tc>
+        <w:tc>
+          <w:tcPr>
+            <w:tcW w:type="dxa" w:w="5200"/>
+            <w:tcMar>
+              <w:top w:type="dxa" w:w="80"/>
+              <w:left w:type="dxa" w:w="120"/>
+              <w:bottom w:type="dxa" w:w="80"/>
+              <w:right w:type="dxa" w:w="120"/>
+            </w:tcMar>
+          </w:tcPr>
+          <w:p>
+            <w:pPr>
+              <w:spacing w:after="0" w:line="260"/>
+            </w:pPr>
+            <w:r>
+              <w:rPr>
+                <w:rFonts w:ascii="Calibri" w:cs="Calibri" w:eastAsia="Calibri" w:hAnsi="Calibri"/>
+                <w:sz w:val="19"/>
+                <w:szCs w:val="19"/>
+              </w:rPr>
+              <w:t xml:space="preserve">Published</w:t>
+            </w:r>
+          </w:p>
+        </w:tc>
+        <w:tc>
+          <w:tcPr>
+            <w:tcW w:type="dxa" w:w="1500"/>
             <w:tcMar>
               <w:top w:type="dxa" w:w="80"/>
               <w:left w:type="dxa" w:w="120"/>
@@ -7530,7 +7814,7 @@
           <w:sz w:val="30"/>
           <w:szCs w:val="30"/>
         </w:rPr>
-        <w:t xml:space="preserve">Open decisions before publication</w:t>
+        <w:t xml:space="preserve">Open decisions</w:t>
       </w:r>
     </w:p>
     <w:p>
@@ -7696,7 +7980,7 @@
         <w:sz w:val="16"/>
         <w:szCs w:val="16"/>
       </w:rPr>
-      <w:t xml:space="preserve">Bulletproof Automation Builder Pathway · Competency Framework v2.0 (Draft)  |  </w:t>
+      <w:t xml:space="preserve">Bulletproof Automation Builder Pathway · Competency Framework v2.0  ·  © 2026 Bulletproof Automations. All rights reserved.  |  </w:t>
     </w:r>
     <w:r>
       <w:rPr>
